--- a/core/tests/etalon/Сопроводительное_письмо.docx
+++ b/core/tests/etalon/Сопроводительное_письмо.docx
@@ -446,45 +446,7 @@
         <w:spacing w:after="60" w:before="360"/>
       </w:pPr>
       <w:r>
-        <w:rPr>
-          <w:rFonts w:ascii="Times New Roman" w:cs="Times New Roman" w:eastAsia="Times New Roman" w:hAnsi="Times New Roman"/>
-          <w:sz w:val="24"/>
-          <w:szCs w:val="24"/>
-        </w:rPr>
-        <w:t xml:space="preserve">Генеральный директор</w:t>
-      </w:r>
-      <w:r>
-        <w:t xml:space="preserve"/>
-      </w:r>
-      <w:r>
-        <w:tab/>
-      </w:r>
-      <w:r>
-        <w:t xml:space="preserve"/>
-      </w:r>
-      <w:r>
-        <w:rPr>
-          <w:rFonts w:ascii="Times New Roman" w:cs="Times New Roman" w:eastAsia="Times New Roman" w:hAnsi="Times New Roman"/>
-          <w:sz w:val="24"/>
-          <w:szCs w:val="24"/>
-        </w:rPr>
-        <w:t xml:space="preserve">_________________ / </w:t>
-      </w:r>
-      <w:r>
-        <w:rPr>
-          <w:rFonts w:ascii="Times New Roman" w:cs="Times New Roman" w:eastAsia="Times New Roman" w:hAnsi="Times New Roman"/>
-          <w:sz w:val="24"/>
-          <w:szCs w:val="24"/>
-        </w:rPr>
-        <w:t xml:space="preserve">П.П. Подписантов</w:t>
-      </w:r>
-      <w:r>
-        <w:rPr>
-          <w:rFonts w:ascii="Times New Roman" w:cs="Times New Roman" w:eastAsia="Times New Roman" w:hAnsi="Times New Roman"/>
-          <w:sz w:val="24"/>
-          <w:szCs w:val="24"/>
-        </w:rPr>
-        <w:t xml:space="preserve"> /</w:t>
+        <w:t xml:space="preserve">Генеральный директор    / П.П. Подписантов /</w:t>
       </w:r>
     </w:p>
     <w:p>
@@ -492,12 +454,7 @@
         <w:spacing w:after="240" w:before="60"/>
       </w:pPr>
       <w:r>
-        <w:rPr>
-          <w:rFonts w:ascii="Times New Roman" w:cs="Times New Roman" w:eastAsia="Times New Roman" w:hAnsi="Times New Roman"/>
-          <w:sz w:val="20"/>
-          <w:szCs w:val="20"/>
-        </w:rPr>
-        <w:t xml:space="preserve">М.П.</w:t>
+        <w:t xml:space="preserve">М.П. </w:t>
       </w:r>
     </w:p>
     <w:p>
